--- a/gouvernance/word/26_Kit_Assemblee_Generale.docx
+++ b/gouvernance/word/26_Kit_Assemblee_Generale.docx
@@ -184,7 +184,7 @@
         <w:spacing w:after="50"/>
       </w:pPr>
       <w:r>
-        <w:t xml:space="preserve">Rapport financier du Trésorier et point sur le Fonds de Premier Secours Social</w:t>
+        <w:t xml:space="preserve">Rapport financier du Trésorier, point sur la collecte du premier palier de 16 000 € et sur le Fonds de Premier Secours Social</w:t>
       </w:r>
     </w:p>
     <w:p>
